--- a/FUNDKEY_TEMPLATE_DAILY.docx
+++ b/FUNDKEY_TEMPLATE_DAILY.docx
@@ -12,7 +12,7 @@
         </w:rPr>
         <w:drawing>
           <wp:inline distT="0" distB="0" distL="0" distR="0">
-            <wp:extent cx="2864209" cy="441959"/>
+            <wp:extent cx="1913682" cy="441959"/>
             <wp:effectExtent l="0" t="0" r="0" b="0"/>
             <wp:docPr id="2" name="Image 2"/>
             <wp:cNvGraphicFramePr>
@@ -34,7 +34,7 @@
                   <pic:spPr>
                     <a:xfrm>
                       <a:off x="0" y="0"/>
-                      <a:ext cx="2864209" cy="441959"/>
+                      <wp:extent cx="1913682" cy="441959"/>
                     </a:xfrm>
                     <a:prstGeom prst="rect">
                       <a:avLst/>
@@ -17166,7 +17166,7 @@
         <w:lastRenderedPageBreak/>
         <w:drawing>
           <wp:inline distT="0" distB="0" distL="0" distR="0">
-            <wp:extent cx="2864209" cy="441959"/>
+            <wp:extent cx="1913682" cy="441959"/>
             <wp:effectExtent l="0" t="0" r="0" b="0"/>
             <wp:docPr id="131" name="Image 17"/>
             <wp:cNvGraphicFramePr>
@@ -17188,7 +17188,7 @@
                   <pic:spPr>
                     <a:xfrm>
                       <a:off x="0" y="0"/>
-                      <a:ext cx="2864209" cy="441959"/>
+                      <wp:extent cx="1913682" cy="441959"/>
                     </a:xfrm>
                     <a:prstGeom prst="rect">
                       <a:avLst/>
@@ -17595,20 +17595,17 @@
         <w:jc w:val="left"/>
         <w:rPr>
           <w:color w:val="010202"/>
-          <w:position w:val="-12"/>
-        </w:rPr>
-      </w:pPr>
-      <w:r>
-        <w:rPr>
-          <w:color w:val="010202"/>
-          <w:position w:val="-12"/>
+        </w:rPr>
+      </w:pPr>
+      <w:r>
+        <w:rPr>
+          <w:color w:val="010202"/>
         </w:rPr>
         <w:t>Rejected and/or stopped ACH</w:t>
       </w:r>
       <w:r>
         <w:rPr>
           <w:color w:val="010202"/>
-          <w:position w:val="-12"/>
         </w:rPr>
         <w:tab/>
       </w:r>
@@ -17967,20 +17964,17 @@
         <w:ind w:left="7020" w:right="551" w:hanging="6751"/>
         <w:rPr>
           <w:color w:val="010202"/>
-          <w:position w:val="-12"/>
-        </w:rPr>
-      </w:pPr>
-      <w:r>
-        <w:rPr>
-          <w:color w:val="010202"/>
-          <w:position w:val="-12"/>
+        </w:rPr>
+      </w:pPr>
+      <w:r>
+        <w:rPr>
+          <w:color w:val="010202"/>
         </w:rPr>
         <w:t>Blocked Account-</w:t>
       </w:r>
       <w:r>
         <w:rPr>
           <w:color w:val="010202"/>
-          <w:position w:val="-12"/>
         </w:rPr>
         <w:tab/>
       </w:r>
@@ -17988,14 +17982,12 @@
         <w:rPr>
           <w:color w:val="010202"/>
           <w:spacing w:val="-2"/>
-          <w:position w:val="-12"/>
         </w:rPr>
         <w:t>$2,500</w:t>
       </w:r>
       <w:r>
         <w:rPr>
           <w:color w:val="010202"/>
-          <w:position w:val="-12"/>
         </w:rPr>
         <w:tab/>
       </w:r>
@@ -18535,20 +18527,17 @@
         <w:ind w:left="3645" w:right="38" w:hanging="3376"/>
         <w:rPr>
           <w:color w:val="010202"/>
-          <w:position w:val="-12"/>
-        </w:rPr>
-      </w:pPr>
-      <w:r>
-        <w:rPr>
-          <w:color w:val="010202"/>
-          <w:position w:val="-12"/>
+        </w:rPr>
+      </w:pPr>
+      <w:r>
+        <w:rPr>
+          <w:color w:val="010202"/>
         </w:rPr>
         <w:t>Default Fee</w:t>
       </w:r>
       <w:r>
         <w:rPr>
           <w:color w:val="010202"/>
-          <w:position w:val="-12"/>
         </w:rPr>
         <w:tab/>
       </w:r>
@@ -18989,7 +18978,7 @@
         <w:lastRenderedPageBreak/>
         <w:drawing>
           <wp:inline distT="0" distB="0" distL="0" distR="0">
-            <wp:extent cx="2864209" cy="441959"/>
+            <wp:extent cx="1913682" cy="441959"/>
             <wp:effectExtent l="0" t="0" r="0" b="0"/>
             <wp:docPr id="132" name="Image 21"/>
             <wp:cNvGraphicFramePr>
@@ -19011,7 +19000,7 @@
                   <pic:spPr>
                     <a:xfrm>
                       <a:off x="0" y="0"/>
-                      <a:ext cx="2864209" cy="441959"/>
+                      <wp:extent cx="1913682" cy="441959"/>
                     </a:xfrm>
                     <a:prstGeom prst="rect">
                       <a:avLst/>
@@ -21521,7 +21510,7 @@
         </w:rPr>
         <w:drawing>
           <wp:inline distT="0" distB="0" distL="0" distR="0">
-            <wp:extent cx="2864209" cy="441959"/>
+            <wp:extent cx="1913682" cy="441959"/>
             <wp:effectExtent l="0" t="0" r="0" b="0"/>
             <wp:docPr id="135" name="Image 26"/>
             <wp:cNvGraphicFramePr>
@@ -21543,7 +21532,7 @@
                   <pic:spPr>
                     <a:xfrm>
                       <a:off x="0" y="0"/>
-                      <a:ext cx="2864209" cy="441959"/>
+                      <wp:extent cx="1913682" cy="441959"/>
                     </a:xfrm>
                     <a:prstGeom prst="rect">
                       <a:avLst/>
@@ -22552,7 +22541,7 @@
         <w:lastRenderedPageBreak/>
         <w:drawing>
           <wp:inline distT="0" distB="0" distL="0" distR="0">
-            <wp:extent cx="2864209" cy="441959"/>
+            <wp:extent cx="1913682" cy="441959"/>
             <wp:effectExtent l="0" t="0" r="0" b="0"/>
             <wp:docPr id="136" name="Image 29"/>
             <wp:cNvGraphicFramePr>
@@ -22574,7 +22563,7 @@
                   <pic:spPr>
                     <a:xfrm>
                       <a:off x="0" y="0"/>
-                      <a:ext cx="2864209" cy="441959"/>
+                      <wp:extent cx="1913682" cy="441959"/>
                     </a:xfrm>
                     <a:prstGeom prst="rect">
                       <a:avLst/>

--- a/FUNDKEY_TEMPLATE_DAILY.docx
+++ b/FUNDKEY_TEMPLATE_DAILY.docx
@@ -12,7 +12,7 @@
         </w:rPr>
         <w:drawing>
           <wp:inline distT="0" distB="0" distL="0" distR="0">
-            <wp:extent cx="1913682" cy="441959"/>
+            <wp:extent cx="2864209" cy="441959"/>
             <wp:effectExtent l="0" t="0" r="0" b="0"/>
             <wp:docPr id="2" name="Image 2"/>
             <wp:cNvGraphicFramePr>
@@ -34,7 +34,7 @@
                   <pic:spPr>
                     <a:xfrm>
                       <a:off x="0" y="0"/>
-                      <wp:extent cx="1913682" cy="441959"/>
+                      <wp:extent cx="2864209" cy="441959"/>
                     </a:xfrm>
                     <a:prstGeom prst="rect">
                       <a:avLst/>
@@ -17166,7 +17166,7 @@
         <w:lastRenderedPageBreak/>
         <w:drawing>
           <wp:inline distT="0" distB="0" distL="0" distR="0">
-            <wp:extent cx="1913682" cy="441959"/>
+            <wp:extent cx="2864209" cy="441959"/>
             <wp:effectExtent l="0" t="0" r="0" b="0"/>
             <wp:docPr id="131" name="Image 17"/>
             <wp:cNvGraphicFramePr>
@@ -17188,7 +17188,7 @@
                   <pic:spPr>
                     <a:xfrm>
                       <a:off x="0" y="0"/>
-                      <wp:extent cx="1913682" cy="441959"/>
+                      <wp:extent cx="2864209" cy="441959"/>
                     </a:xfrm>
                     <a:prstGeom prst="rect">
                       <a:avLst/>
@@ -18978,7 +18978,7 @@
         <w:lastRenderedPageBreak/>
         <w:drawing>
           <wp:inline distT="0" distB="0" distL="0" distR="0">
-            <wp:extent cx="1913682" cy="441959"/>
+            <wp:extent cx="2864209" cy="441959"/>
             <wp:effectExtent l="0" t="0" r="0" b="0"/>
             <wp:docPr id="132" name="Image 21"/>
             <wp:cNvGraphicFramePr>
@@ -19000,7 +19000,7 @@
                   <pic:spPr>
                     <a:xfrm>
                       <a:off x="0" y="0"/>
-                      <wp:extent cx="1913682" cy="441959"/>
+                      <wp:extent cx="2864209" cy="441959"/>
                     </a:xfrm>
                     <a:prstGeom prst="rect">
                       <a:avLst/>
@@ -21510,7 +21510,7 @@
         </w:rPr>
         <w:drawing>
           <wp:inline distT="0" distB="0" distL="0" distR="0">
-            <wp:extent cx="1913682" cy="441959"/>
+            <wp:extent cx="2864209" cy="441959"/>
             <wp:effectExtent l="0" t="0" r="0" b="0"/>
             <wp:docPr id="135" name="Image 26"/>
             <wp:cNvGraphicFramePr>
@@ -21532,7 +21532,7 @@
                   <pic:spPr>
                     <a:xfrm>
                       <a:off x="0" y="0"/>
-                      <wp:extent cx="1913682" cy="441959"/>
+                      <wp:extent cx="2864209" cy="441959"/>
                     </a:xfrm>
                     <a:prstGeom prst="rect">
                       <a:avLst/>
@@ -22541,7 +22541,7 @@
         <w:lastRenderedPageBreak/>
         <w:drawing>
           <wp:inline distT="0" distB="0" distL="0" distR="0">
-            <wp:extent cx="1913682" cy="441959"/>
+            <wp:extent cx="2864209" cy="441959"/>
             <wp:effectExtent l="0" t="0" r="0" b="0"/>
             <wp:docPr id="136" name="Image 29"/>
             <wp:cNvGraphicFramePr>
@@ -22563,7 +22563,7 @@
                   <pic:spPr>
                     <a:xfrm>
                       <a:off x="0" y="0"/>
-                      <wp:extent cx="1913682" cy="441959"/>
+                      <wp:extent cx="2864209" cy="441959"/>
                     </a:xfrm>
                     <a:prstGeom prst="rect">
                       <a:avLst/>

--- a/FUNDKEY_TEMPLATE_DAILY.docx
+++ b/FUNDKEY_TEMPLATE_DAILY.docx
@@ -24495,6 +24495,9 @@
         <w:t>Purchaser: Fundkey LLC</w:t>
       </w:r>
       <w:r>
+        <w:br/>
+      </w:r>
+      <w:r>
         <w:rPr>
           <w:b/>
           <w:color w:val="010202"/>

--- a/FUNDKEY_TEMPLATE_DAILY.docx
+++ b/FUNDKEY_TEMPLATE_DAILY.docx
@@ -16441,7 +16441,7 @@
                 <w:noProof/>
                 <w:u w:val="none"/>
               </w:rPr>
-              <w:t>«Merchant_Legal_Name»</w:t>
+              <w:t>«Merchant_Display_Name»</w:t>
             </w:r>
             <w:r>
               <w:rPr>
@@ -19209,7 +19209,7 @@
           <w:noProof/>
           <w:color w:val="010202"/>
         </w:rPr>
-        <w:t>«Merchant_Legal_Name»</w:t>
+        <w:t>«Merchant_Display_Name»</w:t>
       </w:r>
       <w:r>
         <w:rPr>
@@ -22907,7 +22907,7 @@
           <w:noProof/>
           <w:color w:val="010202"/>
         </w:rPr>
-        <w:t>«Merchant_Legal_Name»</w:t>
+        <w:t>«Merchant_Display_Name»</w:t>
       </w:r>
       <w:r>
         <w:rPr>
@@ -24659,7 +24659,7 @@
           <w:color w:val="010202"/>
           <w:u w:val="none"/>
         </w:rPr>
-        <w:t>«Merchant_Legal_Name»</w:t>
+        <w:t>«Merchant_Display_Name»</w:t>
       </w:r>
       <w:r>
         <w:rPr>

--- a/FUNDKEY_TEMPLATE_DAILY.docx
+++ b/FUNDKEY_TEMPLATE_DAILY.docx
@@ -119,7 +119,7 @@
           <w:sz w:val="20"/>
           <w:szCs w:val="20"/>
         </w:rPr>
-        <w:t>admin@fundkey.com</w:t>
+        <w:t>admin@fundkeyllc.com</w:t>
       </w:r>
     </w:p>
     <w:p>
@@ -3911,7 +3911,7 @@
         <w:rPr>
           <w:color w:val="010202"/>
         </w:rPr>
-        <w:t>admin@fundkey.com</w:t>
+        <w:t>admin@fundkeyllc.com</w:t>
       </w:r>
       <w:r>
         <w:rPr>
